--- a/Science_Teesside/Teaching_Packs/BUILD/lessons/W4A/BUILD_Science_Autumn1_W4A_Muscle_Pairs_Pupil.docx
+++ b/Science_Teesside/Teaching_Packs/BUILD/lessons/W4A/BUILD_Science_Autumn1_W4A_Muscle_Pairs_Pupil.docx
@@ -5,8 +5,15 @@
     <w:p>
       <w:pPr>
         <w:pStyle w:val="Kicker"/>
+        <w:pBdr>
+          <w:left w:val="single" w:sz="20" w:color="28685E" w:space="7"/>
+        </w:pBdr>
+        <w:ind w:left="140"/>
       </w:pPr>
       <w:r>
+        <w:rPr>
+          <w:rFonts w:ascii="Arial" w:hAnsi="Arial"/>
+        </w:rPr>
         <w:t>PUPIL WORKSHEET</w:t>
       </w:r>
     </w:p>
@@ -15,6 +22,12 @@
         <w:pStyle w:val="Title"/>
       </w:pPr>
       <w:r>
+        <w:rPr>
+          <w:rFonts w:ascii="Arial" w:hAnsi="Arial"/>
+          <w:b/>
+          <w:color w:val="152B3A"/>
+          <w:sz w:val="48"/>
+        </w:rPr>
         <w:t>Muscles work in pairs</w:t>
       </w:r>
     </w:p>
@@ -23,41 +36,65 @@
         <w:pStyle w:val="Subtitle"/>
       </w:pPr>
       <w:r>
+        <w:rPr>
+          <w:rFonts w:ascii="Arial" w:hAnsi="Arial"/>
+          <w:i w:val="0"/>
+          <w:sz w:val="22"/>
+        </w:rPr>
         <w:t>Autumn 1 · Week 4 · Lesson A</w:t>
       </w:r>
     </w:p>
     <w:p>
       <w:r>
+        <w:rPr>
+          <w:rFonts w:ascii="Arial" w:hAnsi="Arial"/>
+        </w:rPr>
         <w:t>Name: ____________________________    Date: __________________</w:t>
       </w:r>
     </w:p>
     <w:p>
       <w:pPr>
         <w:pStyle w:val="Callout"/>
-        <w:shd w:fill="F7F4EC"/>
+        <w:shd w:fill="F1F5F0" w:val="clear"/>
         <w:pBdr>
-          <w:left w:val="single" w:sz="18" w:space="8" w:color="28675C"/>
+          <w:left w:val="single" w:sz="20" w:space="8" w:color="28685E"/>
         </w:pBdr>
+        <w:ind w:left="140" w:right="60"/>
       </w:pPr>
       <w:r>
+        <w:rPr>
+          <w:rFonts w:ascii="Arial" w:hAnsi="Arial"/>
+        </w:rPr>
         <w:t>Explain how biceps and triceps take turns contracting to bend and actively straighten the elbow, using a safe model.</w:t>
       </w:r>
     </w:p>
     <w:p>
       <w:r>
+        <w:rPr>
+          <w:rFonts w:ascii="Arial" w:hAnsi="Arial"/>
+        </w:rPr>
         <w:t>Use this sheet with the lesson. You may point, sign, speak, draw, write, dictate or direct an adult. Keep your first idea so you can show what changed.</w:t>
       </w:r>
     </w:p>
     <w:p>
       <w:pPr>
         <w:pStyle w:val="Heading1"/>
+        <w:pBdr>
+          <w:bottom w:val="single" w:sz="6" w:color="DCE7DD" w:space="4"/>
+        </w:pBdr>
       </w:pPr>
       <w:r>
+        <w:rPr>
+          <w:rFonts w:ascii="Arial" w:hAnsi="Arial"/>
+        </w:rPr>
         <w:t>1. The model and the body</w:t>
       </w:r>
     </w:p>
     <w:p>
       <w:r>
+        <w:rPr>
+          <w:rFonts w:ascii="Arial" w:hAnsi="Arial"/>
+        </w:rPr>
         <w:t>Watch the adult model. Match a part to what it represents.</w:t>
       </w:r>
     </w:p>
@@ -69,6 +106,9 @@
         </w:numPr>
       </w:pPr>
       <w:r>
+        <w:rPr>
+          <w:rFonts w:ascii="Arial" w:hAnsi="Arial"/>
+        </w:rPr>
         <w:t>Card strip represents ___.</w:t>
       </w:r>
     </w:p>
@@ -80,6 +120,9 @@
         </w:numPr>
       </w:pPr>
       <w:r>
+        <w:rPr>
+          <w:rFonts w:ascii="Arial" w:hAnsi="Arial"/>
+        </w:rPr>
         <w:t>Turning join represents ___.</w:t>
       </w:r>
     </w:p>
@@ -91,6 +134,9 @@
         </w:numPr>
       </w:pPr>
       <w:r>
+        <w:rPr>
+          <w:rFonts w:ascii="Arial" w:hAnsi="Arial"/>
+        </w:rPr>
         <w:t>Loose string represents ___.</w:t>
       </w:r>
     </w:p>
@@ -102,6 +148,9 @@
         </w:numPr>
       </w:pPr>
       <w:r>
+        <w:rPr>
+          <w:rFonts w:ascii="Arial" w:hAnsi="Arial"/>
+        </w:rPr>
         <w:t>One way the model differs from a body: ___.</w:t>
       </w:r>
     </w:p>
@@ -109,11 +158,14 @@
       <w:pPr>
         <w:pStyle w:val="ResponseLine"/>
         <w:pBdr>
-          <w:bottom w:val="single" w:sz="3" w:space="1" w:color="ACBBB7"/>
+          <w:bottom w:val="single" w:sz="4" w:space="1" w:color="9DB9AC"/>
           <w:between w:val="single" w:sz="3" w:space="1" w:color="ACBBB7"/>
         </w:pBdr>
       </w:pPr>
       <w:r>
+        <w:rPr>
+          <w:rFonts w:ascii="Arial" w:hAnsi="Arial"/>
+        </w:rPr>
         <w:t xml:space="preserve"> </w:t>
       </w:r>
     </w:p>
@@ -121,11 +173,14 @@
       <w:pPr>
         <w:pStyle w:val="ResponseLine"/>
         <w:pBdr>
-          <w:bottom w:val="single" w:sz="3" w:space="1" w:color="ACBBB7"/>
+          <w:bottom w:val="single" w:sz="4" w:space="1" w:color="9DB9AC"/>
           <w:between w:val="single" w:sz="3" w:space="1" w:color="ACBBB7"/>
         </w:pBdr>
       </w:pPr>
       <w:r>
+        <w:rPr>
+          <w:rFonts w:ascii="Arial" w:hAnsi="Arial"/>
+        </w:rPr>
         <w:t xml:space="preserve"> </w:t>
       </w:r>
     </w:p>
@@ -133,11 +188,14 @@
       <w:pPr>
         <w:pStyle w:val="ResponseLine"/>
         <w:pBdr>
-          <w:bottom w:val="single" w:sz="3" w:space="1" w:color="ACBBB7"/>
+          <w:bottom w:val="single" w:sz="4" w:space="1" w:color="9DB9AC"/>
           <w:between w:val="single" w:sz="3" w:space="1" w:color="ACBBB7"/>
         </w:pBdr>
       </w:pPr>
       <w:r>
+        <w:rPr>
+          <w:rFonts w:ascii="Arial" w:hAnsi="Arial"/>
+        </w:rPr>
         <w:t xml:space="preserve"> </w:t>
       </w:r>
     </w:p>
@@ -145,11 +203,14 @@
       <w:pPr>
         <w:pStyle w:val="ResponseLine"/>
         <w:pBdr>
-          <w:bottom w:val="single" w:sz="3" w:space="1" w:color="ACBBB7"/>
+          <w:bottom w:val="single" w:sz="4" w:space="1" w:color="9DB9AC"/>
           <w:between w:val="single" w:sz="3" w:space="1" w:color="ACBBB7"/>
         </w:pBdr>
       </w:pPr>
       <w:r>
+        <w:rPr>
+          <w:rFonts w:ascii="Arial" w:hAnsi="Arial"/>
+        </w:rPr>
         <w:t xml:space="preserve"> </w:t>
       </w:r>
     </w:p>
@@ -157,11 +218,14 @@
       <w:pPr>
         <w:pStyle w:val="ResponseLine"/>
         <w:pBdr>
-          <w:bottom w:val="single" w:sz="3" w:space="1" w:color="ACBBB7"/>
+          <w:bottom w:val="single" w:sz="4" w:space="1" w:color="9DB9AC"/>
           <w:between w:val="single" w:sz="3" w:space="1" w:color="ACBBB7"/>
         </w:pBdr>
       </w:pPr>
       <w:r>
+        <w:rPr>
+          <w:rFonts w:ascii="Arial" w:hAnsi="Arial"/>
+        </w:rPr>
         <w:t xml:space="preserve"> </w:t>
       </w:r>
     </w:p>
@@ -169,20 +233,70 @@
       <w:pPr>
         <w:pStyle w:val="ResponseLine"/>
         <w:pBdr>
-          <w:bottom w:val="single" w:sz="3" w:space="1" w:color="ACBBB7"/>
+          <w:bottom w:val="single" w:sz="4" w:space="1" w:color="9DB9AC"/>
           <w:between w:val="single" w:sz="3" w:space="1" w:color="ACBBB7"/>
         </w:pBdr>
       </w:pPr>
       <w:r>
+        <w:rPr>
+          <w:rFonts w:ascii="Arial" w:hAnsi="Arial"/>
+        </w:rPr>
         <w:t xml:space="preserve"> </w:t>
+      </w:r>
+    </w:p>
+    <w:p>
+      <w:pPr>
+        <w:spacing w:before="40" w:after="40"/>
+        <w:jc w:val="center"/>
+      </w:pPr>
+      <w:r>
+        <w:drawing>
+          <wp:inline xmlns:a="http://schemas.openxmlformats.org/drawingml/2006/main" xmlns:pic="http://schemas.openxmlformats.org/drawingml/2006/picture">
+            <wp:extent cx="2808000" cy="2106000"/>
+            <wp:docPr id="1" name="Picture 1" descr="Simplified safe card-arm model, with a turning join and two opposing pull tabs."/>
+            <wp:cNvGraphicFramePr>
+              <a:graphicFrameLocks noChangeAspect="1"/>
+            </wp:cNvGraphicFramePr>
+            <a:graphic>
+              <a:graphicData uri="http://schemas.openxmlformats.org/drawingml/2006/picture">
+                <pic:pic>
+                  <pic:nvPicPr>
+                    <pic:cNvPr id="0" name="armmodel.png"/>
+                    <pic:cNvPicPr/>
+                  </pic:nvPicPr>
+                  <pic:blipFill>
+                    <a:blip r:embed="rId11"/>
+                    <a:stretch>
+                      <a:fillRect/>
+                    </a:stretch>
+                  </pic:blipFill>
+                  <pic:spPr>
+                    <a:xfrm>
+                      <a:off x="0" y="0"/>
+                      <a:ext cx="2808000" cy="2106000"/>
+                    </a:xfrm>
+                    <a:prstGeom prst="rect"/>
+                  </pic:spPr>
+                </pic:pic>
+              </a:graphicData>
+            </a:graphic>
+          </wp:inline>
+        </w:drawing>
       </w:r>
     </w:p>
     <w:p>
       <w:pPr>
         <w:pStyle w:val="Kicker"/>
         <w:pageBreakBefore/>
+        <w:pBdr>
+          <w:left w:val="single" w:sz="20" w:color="28685E" w:space="7"/>
+        </w:pBdr>
+        <w:ind w:left="140"/>
       </w:pPr>
       <w:r>
+        <w:rPr>
+          <w:rFonts w:ascii="Arial" w:hAnsi="Arial"/>
+        </w:rPr>
         <w:t>PUPIL TASK / Autumn 1 · Week 4 · Lesson A</w:t>
       </w:r>
     </w:p>
@@ -191,6 +305,12 @@
         <w:pStyle w:val="Title"/>
       </w:pPr>
       <w:r>
+        <w:rPr>
+          <w:rFonts w:ascii="Arial" w:hAnsi="Arial"/>
+          <w:b/>
+          <w:color w:val="152B3A"/>
+          <w:sz w:val="48"/>
+        </w:rPr>
         <w:t>2. Complete the muscle-pair table</w:t>
       </w:r>
     </w:p>
@@ -199,11 +319,19 @@
         <w:pStyle w:val="Subtitle"/>
       </w:pPr>
       <w:r>
+        <w:rPr>
+          <w:rFonts w:ascii="Arial" w:hAnsi="Arial"/>
+          <w:i w:val="0"/>
+          <w:sz w:val="22"/>
+        </w:rPr>
         <w:t>Write, draw, point or dictate as agreed with your teacher.</w:t>
       </w:r>
     </w:p>
     <w:p>
       <w:r>
+        <w:rPr>
+          <w:rFonts w:ascii="Arial" w:hAnsi="Arial"/>
+        </w:rPr>
         <w:t>Place, point to or write CONTRACTS and RELAXES.</w:t>
       </w:r>
     </w:p>
@@ -215,18 +343,18 @@
         <w:tblW w:w="9866" w:type="dxa"/>
         <w:tblInd w:w="120" w:type="dxa"/>
         <w:tblCellMar>
-          <w:top w:w="100" w:type="dxa"/>
-          <w:left w:w="100" w:type="dxa"/>
-          <w:bottom w:w="100" w:type="dxa"/>
-          <w:right w:w="100" w:type="dxa"/>
+          <w:top w:w="95" w:type="dxa"/>
+          <w:left w:w="120" w:type="dxa"/>
+          <w:bottom w:w="95" w:type="dxa"/>
+          <w:right w:w="120" w:type="dxa"/>
         </w:tblCellMar>
         <w:tblBorders>
-          <w:top w:val="single" w:sz="4" w:color="ACBBB7"/>
-          <w:left w:val="single" w:sz="4" w:color="ACBBB7"/>
-          <w:bottom w:val="single" w:sz="4" w:color="ACBBB7"/>
-          <w:right w:val="single" w:sz="4" w:color="ACBBB7"/>
-          <w:insideH w:val="single" w:sz="4" w:color="ACBBB7"/>
-          <w:insideV w:val="single" w:sz="4" w:color="ACBBB7"/>
+          <w:top w:val="single" w:sz="4" w:color="9DB9AC"/>
+          <w:left w:val="single" w:sz="4" w:color="9DB9AC"/>
+          <w:bottom w:val="single" w:sz="4" w:color="9DB9AC"/>
+          <w:right w:val="single" w:sz="4" w:color="9DB9AC"/>
+          <w:insideH w:val="single" w:sz="4" w:color="9DB9AC"/>
+          <w:insideV w:val="single" w:sz="4" w:color="9DB9AC"/>
         </w:tblBorders>
       </w:tblPr>
       <w:tblGrid>
@@ -243,16 +371,17 @@
           <w:tcPr>
             <w:vAlign w:val="center"/>
             <w:tcW w:w="4174" w:type="dxa"/>
-            <w:shd w:fill="F7F4EC"/>
+            <w:shd w:fill="28685E" w:val="clear"/>
           </w:tcPr>
           <w:p>
             <w:pPr>
-              <w:spacing w:after="20" w:before="20"/>
+              <w:spacing w:after="20" w:before="20" w:line="250" w:lineRule="auto"/>
             </w:pPr>
             <w:r>
               <w:rPr>
+                <w:rFonts w:ascii="Arial" w:hAnsi="Arial"/>
                 <w:b/>
-                <w:color w:val="173348"/>
+                <w:color w:val="FFFFFF"/>
                 <w:sz w:val="21"/>
               </w:rPr>
               <w:t>Action</w:t>
@@ -263,16 +392,17 @@
           <w:tcPr>
             <w:vAlign w:val="center"/>
             <w:tcW w:w="2845" w:type="dxa"/>
-            <w:shd w:fill="F7F4EC"/>
+            <w:shd w:fill="28685E" w:val="clear"/>
           </w:tcPr>
           <w:p>
             <w:pPr>
-              <w:spacing w:after="20" w:before="20"/>
+              <w:spacing w:after="20" w:before="20" w:line="250" w:lineRule="auto"/>
             </w:pPr>
             <w:r>
               <w:rPr>
+                <w:rFonts w:ascii="Arial" w:hAnsi="Arial"/>
                 <w:b/>
-                <w:color w:val="173348"/>
+                <w:color w:val="FFFFFF"/>
                 <w:sz w:val="21"/>
               </w:rPr>
               <w:t>Biceps</w:t>
@@ -283,16 +413,17 @@
           <w:tcPr>
             <w:vAlign w:val="center"/>
             <w:tcW w:w="2847" w:type="dxa"/>
-            <w:shd w:fill="F7F4EC"/>
+            <w:shd w:fill="28685E" w:val="clear"/>
           </w:tcPr>
           <w:p>
             <w:pPr>
-              <w:spacing w:after="20" w:before="20"/>
+              <w:spacing w:after="20" w:before="20" w:line="250" w:lineRule="auto"/>
             </w:pPr>
             <w:r>
               <w:rPr>
+                <w:rFonts w:ascii="Arial" w:hAnsi="Arial"/>
                 <w:b/>
-                <w:color w:val="173348"/>
+                <w:color w:val="FFFFFF"/>
                 <w:sz w:val="21"/>
               </w:rPr>
               <w:t>Triceps</w:t>
@@ -309,13 +440,16 @@
           <w:tcPr>
             <w:vAlign w:val="center"/>
             <w:tcW w:w="4174" w:type="dxa"/>
+            <w:shd w:fill="F1F5F0" w:val="clear"/>
           </w:tcPr>
           <w:p>
             <w:pPr>
-              <w:spacing w:after="20" w:before="20"/>
+              <w:spacing w:after="20" w:before="20" w:line="250" w:lineRule="auto"/>
             </w:pPr>
             <w:r>
               <w:rPr>
+                <w:rFonts w:ascii="Arial" w:hAnsi="Arial"/>
+                <w:color w:val="152B3A"/>
                 <w:sz w:val="21"/>
               </w:rPr>
               <w:t>Bend at elbow</w:t>
@@ -326,13 +460,16 @@
           <w:tcPr>
             <w:vAlign w:val="center"/>
             <w:tcW w:w="2845" w:type="dxa"/>
+            <w:shd w:fill="F1F5F0" w:val="clear"/>
           </w:tcPr>
           <w:p>
             <w:pPr>
-              <w:spacing w:after="20" w:before="20"/>
+              <w:spacing w:after="20" w:before="20" w:line="250" w:lineRule="auto"/>
             </w:pPr>
             <w:r>
               <w:rPr>
+                <w:rFonts w:ascii="Arial" w:hAnsi="Arial"/>
+                <w:color w:val="152B3A"/>
                 <w:sz w:val="21"/>
               </w:rPr>
             </w:r>
@@ -342,13 +479,16 @@
           <w:tcPr>
             <w:vAlign w:val="center"/>
             <w:tcW w:w="2847" w:type="dxa"/>
+            <w:shd w:fill="F1F5F0" w:val="clear"/>
           </w:tcPr>
           <w:p>
             <w:pPr>
-              <w:spacing w:after="20" w:before="20"/>
+              <w:spacing w:after="20" w:before="20" w:line="250" w:lineRule="auto"/>
             </w:pPr>
             <w:r>
               <w:rPr>
+                <w:rFonts w:ascii="Arial" w:hAnsi="Arial"/>
+                <w:color w:val="152B3A"/>
                 <w:sz w:val="21"/>
               </w:rPr>
             </w:r>
@@ -364,13 +504,16 @@
           <w:tcPr>
             <w:vAlign w:val="center"/>
             <w:tcW w:w="4174" w:type="dxa"/>
+            <w:shd w:fill="FFFFFF" w:val="clear"/>
           </w:tcPr>
           <w:p>
             <w:pPr>
-              <w:spacing w:after="20" w:before="20"/>
+              <w:spacing w:after="20" w:before="20" w:line="250" w:lineRule="auto"/>
             </w:pPr>
             <w:r>
               <w:rPr>
+                <w:rFonts w:ascii="Arial" w:hAnsi="Arial"/>
+                <w:color w:val="152B3A"/>
                 <w:sz w:val="21"/>
               </w:rPr>
               <w:t>Actively straighten at elbow</w:t>
@@ -381,13 +524,16 @@
           <w:tcPr>
             <w:vAlign w:val="center"/>
             <w:tcW w:w="2845" w:type="dxa"/>
+            <w:shd w:fill="FFFFFF" w:val="clear"/>
           </w:tcPr>
           <w:p>
             <w:pPr>
-              <w:spacing w:after="20" w:before="20"/>
+              <w:spacing w:after="20" w:before="20" w:line="250" w:lineRule="auto"/>
             </w:pPr>
             <w:r>
               <w:rPr>
+                <w:rFonts w:ascii="Arial" w:hAnsi="Arial"/>
+                <w:color w:val="152B3A"/>
                 <w:sz w:val="21"/>
               </w:rPr>
             </w:r>
@@ -397,13 +543,16 @@
           <w:tcPr>
             <w:vAlign w:val="center"/>
             <w:tcW w:w="2847" w:type="dxa"/>
+            <w:shd w:fill="FFFFFF" w:val="clear"/>
           </w:tcPr>
           <w:p>
             <w:pPr>
-              <w:spacing w:after="20" w:before="20"/>
+              <w:spacing w:after="20" w:before="20" w:line="250" w:lineRule="auto"/>
             </w:pPr>
             <w:r>
               <w:rPr>
+                <w:rFonts w:ascii="Arial" w:hAnsi="Arial"/>
+                <w:color w:val="152B3A"/>
                 <w:sz w:val="21"/>
               </w:rPr>
             </w:r>
@@ -415,11 +564,14 @@
       <w:pPr>
         <w:pStyle w:val="ResponseLine"/>
         <w:pBdr>
-          <w:bottom w:val="single" w:sz="3" w:space="1" w:color="ACBBB7"/>
+          <w:bottom w:val="single" w:sz="4" w:space="1" w:color="9DB9AC"/>
           <w:between w:val="single" w:sz="3" w:space="1" w:color="ACBBB7"/>
         </w:pBdr>
       </w:pPr>
       <w:r>
+        <w:rPr>
+          <w:rFonts w:ascii="Arial" w:hAnsi="Arial"/>
+        </w:rPr>
         <w:t xml:space="preserve"> </w:t>
       </w:r>
     </w:p>
@@ -427,11 +579,14 @@
       <w:pPr>
         <w:pStyle w:val="ResponseLine"/>
         <w:pBdr>
-          <w:bottom w:val="single" w:sz="3" w:space="1" w:color="ACBBB7"/>
+          <w:bottom w:val="single" w:sz="4" w:space="1" w:color="9DB9AC"/>
           <w:between w:val="single" w:sz="3" w:space="1" w:color="ACBBB7"/>
         </w:pBdr>
       </w:pPr>
       <w:r>
+        <w:rPr>
+          <w:rFonts w:ascii="Arial" w:hAnsi="Arial"/>
+        </w:rPr>
         <w:t xml:space="preserve"> </w:t>
       </w:r>
     </w:p>
@@ -439,11 +594,14 @@
       <w:pPr>
         <w:pStyle w:val="ResponseLine"/>
         <w:pBdr>
-          <w:bottom w:val="single" w:sz="3" w:space="1" w:color="ACBBB7"/>
+          <w:bottom w:val="single" w:sz="4" w:space="1" w:color="9DB9AC"/>
           <w:between w:val="single" w:sz="3" w:space="1" w:color="ACBBB7"/>
         </w:pBdr>
       </w:pPr>
       <w:r>
+        <w:rPr>
+          <w:rFonts w:ascii="Arial" w:hAnsi="Arial"/>
+        </w:rPr>
         <w:t xml:space="preserve"> </w:t>
       </w:r>
     </w:p>
@@ -451,11 +609,14 @@
       <w:pPr>
         <w:pStyle w:val="ResponseLine"/>
         <w:pBdr>
-          <w:bottom w:val="single" w:sz="3" w:space="1" w:color="ACBBB7"/>
+          <w:bottom w:val="single" w:sz="4" w:space="1" w:color="9DB9AC"/>
           <w:between w:val="single" w:sz="3" w:space="1" w:color="ACBBB7"/>
         </w:pBdr>
       </w:pPr>
       <w:r>
+        <w:rPr>
+          <w:rFonts w:ascii="Arial" w:hAnsi="Arial"/>
+        </w:rPr>
         <w:t xml:space="preserve"> </w:t>
       </w:r>
     </w:p>
@@ -463,8 +624,15 @@
       <w:pPr>
         <w:pStyle w:val="Kicker"/>
         <w:pageBreakBefore/>
+        <w:pBdr>
+          <w:left w:val="single" w:sz="20" w:color="28685E" w:space="7"/>
+        </w:pBdr>
+        <w:ind w:left="140"/>
       </w:pPr>
       <w:r>
+        <w:rPr>
+          <w:rFonts w:ascii="Arial" w:hAnsi="Arial"/>
+        </w:rPr>
         <w:t>PUPIL TASK / Autumn 1 · Week 4 · Lesson A</w:t>
       </w:r>
     </w:p>
@@ -473,6 +641,12 @@
         <w:pStyle w:val="Title"/>
       </w:pPr>
       <w:r>
+        <w:rPr>
+          <w:rFonts w:ascii="Arial" w:hAnsi="Arial"/>
+          <w:b/>
+          <w:color w:val="152B3A"/>
+          <w:sz w:val="48"/>
+        </w:rPr>
         <w:t>3. Keep or correct the statement</w:t>
       </w:r>
     </w:p>
@@ -481,11 +655,19 @@
         <w:pStyle w:val="Subtitle"/>
       </w:pPr>
       <w:r>
+        <w:rPr>
+          <w:rFonts w:ascii="Arial" w:hAnsi="Arial"/>
+          <w:i w:val="0"/>
+          <w:sz w:val="22"/>
+        </w:rPr>
         <w:t>Write, draw, point or dictate as agreed with your teacher.</w:t>
       </w:r>
     </w:p>
     <w:p>
       <w:r>
+        <w:rPr>
+          <w:rFonts w:ascii="Arial" w:hAnsi="Arial"/>
+        </w:rPr>
         <w:t>Explain the science using a movement in the model.</w:t>
       </w:r>
     </w:p>
@@ -497,18 +679,18 @@
         <w:tblW w:w="9866" w:type="dxa"/>
         <w:tblInd w:w="120" w:type="dxa"/>
         <w:tblCellMar>
-          <w:top w:w="100" w:type="dxa"/>
-          <w:left w:w="100" w:type="dxa"/>
-          <w:bottom w:w="100" w:type="dxa"/>
-          <w:right w:w="100" w:type="dxa"/>
+          <w:top w:w="95" w:type="dxa"/>
+          <w:left w:w="120" w:type="dxa"/>
+          <w:bottom w:w="95" w:type="dxa"/>
+          <w:right w:w="120" w:type="dxa"/>
         </w:tblCellMar>
         <w:tblBorders>
-          <w:top w:val="single" w:sz="4" w:color="ACBBB7"/>
-          <w:left w:val="single" w:sz="4" w:color="ACBBB7"/>
-          <w:bottom w:val="single" w:sz="4" w:color="ACBBB7"/>
-          <w:right w:val="single" w:sz="4" w:color="ACBBB7"/>
-          <w:insideH w:val="single" w:sz="4" w:color="ACBBB7"/>
-          <w:insideV w:val="single" w:sz="4" w:color="ACBBB7"/>
+          <w:top w:val="single" w:sz="4" w:color="9DB9AC"/>
+          <w:left w:val="single" w:sz="4" w:color="9DB9AC"/>
+          <w:bottom w:val="single" w:sz="4" w:color="9DB9AC"/>
+          <w:right w:val="single" w:sz="4" w:color="9DB9AC"/>
+          <w:insideH w:val="single" w:sz="4" w:color="9DB9AC"/>
+          <w:insideV w:val="single" w:sz="4" w:color="9DB9AC"/>
         </w:tblBorders>
       </w:tblPr>
       <w:tblGrid>
@@ -524,16 +706,17 @@
           <w:tcPr>
             <w:vAlign w:val="center"/>
             <w:tcW w:w="5956" w:type="dxa"/>
-            <w:shd w:fill="F7F4EC"/>
+            <w:shd w:fill="28685E" w:val="clear"/>
           </w:tcPr>
           <w:p>
             <w:pPr>
-              <w:spacing w:after="20" w:before="20"/>
+              <w:spacing w:after="20" w:before="20" w:line="250" w:lineRule="auto"/>
             </w:pPr>
             <w:r>
               <w:rPr>
+                <w:rFonts w:ascii="Arial" w:hAnsi="Arial"/>
                 <w:b/>
-                <w:color w:val="173348"/>
+                <w:color w:val="FFFFFF"/>
                 <w:sz w:val="22"/>
               </w:rPr>
               <w:t>Statement</w:t>
@@ -544,16 +727,17 @@
           <w:tcPr>
             <w:vAlign w:val="center"/>
             <w:tcW w:w="3910" w:type="dxa"/>
-            <w:shd w:fill="F7F4EC"/>
+            <w:shd w:fill="28685E" w:val="clear"/>
           </w:tcPr>
           <w:p>
             <w:pPr>
-              <w:spacing w:after="20" w:before="20"/>
+              <w:spacing w:after="20" w:before="20" w:line="250" w:lineRule="auto"/>
             </w:pPr>
             <w:r>
               <w:rPr>
+                <w:rFonts w:ascii="Arial" w:hAnsi="Arial"/>
                 <w:b/>
-                <w:color w:val="173348"/>
+                <w:color w:val="FFFFFF"/>
                 <w:sz w:val="22"/>
               </w:rPr>
               <w:t>True / correct it</w:t>
@@ -570,13 +754,16 @@
           <w:tcPr>
             <w:vAlign w:val="center"/>
             <w:tcW w:w="5956" w:type="dxa"/>
+            <w:shd w:fill="F1F5F0" w:val="clear"/>
           </w:tcPr>
           <w:p>
             <w:pPr>
-              <w:spacing w:after="20" w:before="20"/>
+              <w:spacing w:after="20" w:before="20" w:line="250" w:lineRule="auto"/>
             </w:pPr>
             <w:r>
               <w:rPr>
+                <w:rFonts w:ascii="Arial" w:hAnsi="Arial"/>
+                <w:color w:val="152B3A"/>
                 <w:sz w:val="22"/>
               </w:rPr>
               <w:t>Muscles can pull.</w:t>
@@ -587,13 +774,16 @@
           <w:tcPr>
             <w:vAlign w:val="center"/>
             <w:tcW w:w="3910" w:type="dxa"/>
+            <w:shd w:fill="F1F5F0" w:val="clear"/>
           </w:tcPr>
           <w:p>
             <w:pPr>
-              <w:spacing w:after="20" w:before="20"/>
+              <w:spacing w:after="20" w:before="20" w:line="250" w:lineRule="auto"/>
             </w:pPr>
             <w:r>
               <w:rPr>
+                <w:rFonts w:ascii="Arial" w:hAnsi="Arial"/>
+                <w:color w:val="152B3A"/>
                 <w:sz w:val="22"/>
               </w:rPr>
             </w:r>
@@ -609,13 +799,16 @@
           <w:tcPr>
             <w:vAlign w:val="center"/>
             <w:tcW w:w="5956" w:type="dxa"/>
+            <w:shd w:fill="FFFFFF" w:val="clear"/>
           </w:tcPr>
           <w:p>
             <w:pPr>
-              <w:spacing w:after="20" w:before="20"/>
+              <w:spacing w:after="20" w:before="20" w:line="250" w:lineRule="auto"/>
             </w:pPr>
             <w:r>
               <w:rPr>
+                <w:rFonts w:ascii="Arial" w:hAnsi="Arial"/>
+                <w:color w:val="152B3A"/>
                 <w:sz w:val="22"/>
               </w:rPr>
               <w:t>Muscles push bones away.</w:t>
@@ -626,13 +819,16 @@
           <w:tcPr>
             <w:vAlign w:val="center"/>
             <w:tcW w:w="3910" w:type="dxa"/>
+            <w:shd w:fill="FFFFFF" w:val="clear"/>
           </w:tcPr>
           <w:p>
             <w:pPr>
-              <w:spacing w:after="20" w:before="20"/>
+              <w:spacing w:after="20" w:before="20" w:line="250" w:lineRule="auto"/>
             </w:pPr>
             <w:r>
               <w:rPr>
+                <w:rFonts w:ascii="Arial" w:hAnsi="Arial"/>
+                <w:color w:val="152B3A"/>
                 <w:sz w:val="22"/>
               </w:rPr>
             </w:r>
@@ -648,13 +844,16 @@
           <w:tcPr>
             <w:vAlign w:val="center"/>
             <w:tcW w:w="5956" w:type="dxa"/>
+            <w:shd w:fill="F1F5F0" w:val="clear"/>
           </w:tcPr>
           <w:p>
             <w:pPr>
-              <w:spacing w:after="20" w:before="20"/>
+              <w:spacing w:after="20" w:before="20" w:line="250" w:lineRule="auto"/>
             </w:pPr>
             <w:r>
               <w:rPr>
+                <w:rFonts w:ascii="Arial" w:hAnsi="Arial"/>
+                <w:color w:val="152B3A"/>
                 <w:sz w:val="22"/>
               </w:rPr>
               <w:t>Biceps and triceps work as a pair.</w:t>
@@ -665,13 +864,16 @@
           <w:tcPr>
             <w:vAlign w:val="center"/>
             <w:tcW w:w="3910" w:type="dxa"/>
+            <w:shd w:fill="F1F5F0" w:val="clear"/>
           </w:tcPr>
           <w:p>
             <w:pPr>
-              <w:spacing w:after="20" w:before="20"/>
+              <w:spacing w:after="20" w:before="20" w:line="250" w:lineRule="auto"/>
             </w:pPr>
             <w:r>
               <w:rPr>
+                <w:rFonts w:ascii="Arial" w:hAnsi="Arial"/>
+                <w:color w:val="152B3A"/>
                 <w:sz w:val="22"/>
               </w:rPr>
             </w:r>
@@ -687,13 +889,16 @@
           <w:tcPr>
             <w:vAlign w:val="center"/>
             <w:tcW w:w="5956" w:type="dxa"/>
+            <w:shd w:fill="FFFFFF" w:val="clear"/>
           </w:tcPr>
           <w:p>
             <w:pPr>
-              <w:spacing w:after="20" w:before="20"/>
+              <w:spacing w:after="20" w:before="20" w:line="250" w:lineRule="auto"/>
             </w:pPr>
             <w:r>
               <w:rPr>
+                <w:rFonts w:ascii="Arial" w:hAnsi="Arial"/>
+                <w:color w:val="152B3A"/>
                 <w:sz w:val="22"/>
               </w:rPr>
               <w:t>Bones move on their own.</w:t>
@@ -704,13 +909,16 @@
           <w:tcPr>
             <w:vAlign w:val="center"/>
             <w:tcW w:w="3910" w:type="dxa"/>
+            <w:shd w:fill="FFFFFF" w:val="clear"/>
           </w:tcPr>
           <w:p>
             <w:pPr>
-              <w:spacing w:after="20" w:before="20"/>
+              <w:spacing w:after="20" w:before="20" w:line="250" w:lineRule="auto"/>
             </w:pPr>
             <w:r>
               <w:rPr>
+                <w:rFonts w:ascii="Arial" w:hAnsi="Arial"/>
+                <w:color w:val="152B3A"/>
                 <w:sz w:val="22"/>
               </w:rPr>
             </w:r>
@@ -722,11 +930,14 @@
       <w:pPr>
         <w:pStyle w:val="ResponseLine"/>
         <w:pBdr>
-          <w:bottom w:val="single" w:sz="3" w:space="1" w:color="ACBBB7"/>
+          <w:bottom w:val="single" w:sz="4" w:space="1" w:color="9DB9AC"/>
           <w:between w:val="single" w:sz="3" w:space="1" w:color="ACBBB7"/>
         </w:pBdr>
       </w:pPr>
       <w:r>
+        <w:rPr>
+          <w:rFonts w:ascii="Arial" w:hAnsi="Arial"/>
+        </w:rPr>
         <w:t xml:space="preserve"> </w:t>
       </w:r>
     </w:p>
@@ -734,11 +945,14 @@
       <w:pPr>
         <w:pStyle w:val="ResponseLine"/>
         <w:pBdr>
-          <w:bottom w:val="single" w:sz="3" w:space="1" w:color="ACBBB7"/>
+          <w:bottom w:val="single" w:sz="4" w:space="1" w:color="9DB9AC"/>
           <w:between w:val="single" w:sz="3" w:space="1" w:color="ACBBB7"/>
         </w:pBdr>
       </w:pPr>
       <w:r>
+        <w:rPr>
+          <w:rFonts w:ascii="Arial" w:hAnsi="Arial"/>
+        </w:rPr>
         <w:t xml:space="preserve"> </w:t>
       </w:r>
     </w:p>
@@ -746,11 +960,14 @@
       <w:pPr>
         <w:pStyle w:val="ResponseLine"/>
         <w:pBdr>
-          <w:bottom w:val="single" w:sz="3" w:space="1" w:color="ACBBB7"/>
+          <w:bottom w:val="single" w:sz="4" w:space="1" w:color="9DB9AC"/>
           <w:between w:val="single" w:sz="3" w:space="1" w:color="ACBBB7"/>
         </w:pBdr>
       </w:pPr>
       <w:r>
+        <w:rPr>
+          <w:rFonts w:ascii="Arial" w:hAnsi="Arial"/>
+        </w:rPr>
         <w:t xml:space="preserve"> </w:t>
       </w:r>
     </w:p>
@@ -758,11 +975,14 @@
       <w:pPr>
         <w:pStyle w:val="ResponseLine"/>
         <w:pBdr>
-          <w:bottom w:val="single" w:sz="3" w:space="1" w:color="ACBBB7"/>
+          <w:bottom w:val="single" w:sz="4" w:space="1" w:color="9DB9AC"/>
           <w:between w:val="single" w:sz="3" w:space="1" w:color="ACBBB7"/>
         </w:pBdr>
       </w:pPr>
       <w:r>
+        <w:rPr>
+          <w:rFonts w:ascii="Arial" w:hAnsi="Arial"/>
+        </w:rPr>
         <w:t xml:space="preserve"> </w:t>
       </w:r>
     </w:p>
@@ -770,11 +990,14 @@
       <w:pPr>
         <w:pStyle w:val="ResponseLine"/>
         <w:pBdr>
-          <w:bottom w:val="single" w:sz="3" w:space="1" w:color="ACBBB7"/>
+          <w:bottom w:val="single" w:sz="4" w:space="1" w:color="9DB9AC"/>
           <w:between w:val="single" w:sz="3" w:space="1" w:color="ACBBB7"/>
         </w:pBdr>
       </w:pPr>
       <w:r>
+        <w:rPr>
+          <w:rFonts w:ascii="Arial" w:hAnsi="Arial"/>
+        </w:rPr>
         <w:t xml:space="preserve"> </w:t>
       </w:r>
     </w:p>
@@ -782,8 +1005,15 @@
       <w:pPr>
         <w:pStyle w:val="Kicker"/>
         <w:pageBreakBefore/>
+        <w:pBdr>
+          <w:left w:val="single" w:sz="20" w:color="28685E" w:space="7"/>
+        </w:pBdr>
+        <w:ind w:left="140"/>
       </w:pPr>
       <w:r>
+        <w:rPr>
+          <w:rFonts w:ascii="Arial" w:hAnsi="Arial"/>
+        </w:rPr>
         <w:t>PUPIL TASK / Autumn 1 · Week 4 · Lesson A</w:t>
       </w:r>
     </w:p>
@@ -792,6 +1022,12 @@
         <w:pStyle w:val="Title"/>
       </w:pPr>
       <w:r>
+        <w:rPr>
+          <w:rFonts w:ascii="Arial" w:hAnsi="Arial"/>
+          <w:b/>
+          <w:color w:val="152B3A"/>
+          <w:sz w:val="48"/>
+        </w:rPr>
         <w:t>4. Explain one movement</w:t>
       </w:r>
     </w:p>
@@ -800,11 +1036,19 @@
         <w:pStyle w:val="Subtitle"/>
       </w:pPr>
       <w:r>
+        <w:rPr>
+          <w:rFonts w:ascii="Arial" w:hAnsi="Arial"/>
+          <w:i w:val="0"/>
+          <w:sz w:val="22"/>
+        </w:rPr>
         <w:t>Write, draw, point or dictate as agreed with your teacher.</w:t>
       </w:r>
     </w:p>
     <w:p>
       <w:r>
+        <w:rPr>
+          <w:rFonts w:ascii="Arial" w:hAnsi="Arial"/>
+        </w:rPr>
         <w:t>Choose a bend or active straighten. You can direct the adult and place labels.</w:t>
       </w:r>
     </w:p>
@@ -816,6 +1060,9 @@
         </w:numPr>
       </w:pPr>
       <w:r>
+        <w:rPr>
+          <w:rFonts w:ascii="Arial" w:hAnsi="Arial"/>
+        </w:rPr>
         <w:t>My chosen action: ___.</w:t>
       </w:r>
     </w:p>
@@ -827,6 +1074,9 @@
         </w:numPr>
       </w:pPr>
       <w:r>
+        <w:rPr>
+          <w:rFonts w:ascii="Arial" w:hAnsi="Arial"/>
+        </w:rPr>
         <w:t>The ___ contracts while the ___ relaxes.</w:t>
       </w:r>
     </w:p>
@@ -838,6 +1088,9 @@
         </w:numPr>
       </w:pPr>
       <w:r>
+        <w:rPr>
+          <w:rFonts w:ascii="Arial" w:hAnsi="Arial"/>
+        </w:rPr>
         <w:t>I checked / changed ___ because ___.</w:t>
       </w:r>
     </w:p>
@@ -845,11 +1098,14 @@
       <w:pPr>
         <w:pStyle w:val="ResponseLine"/>
         <w:pBdr>
-          <w:bottom w:val="single" w:sz="3" w:space="1" w:color="ACBBB7"/>
+          <w:bottom w:val="single" w:sz="4" w:space="1" w:color="9DB9AC"/>
           <w:between w:val="single" w:sz="3" w:space="1" w:color="ACBBB7"/>
         </w:pBdr>
       </w:pPr>
       <w:r>
+        <w:rPr>
+          <w:rFonts w:ascii="Arial" w:hAnsi="Arial"/>
+        </w:rPr>
         <w:t xml:space="preserve"> </w:t>
       </w:r>
     </w:p>
@@ -857,11 +1113,14 @@
       <w:pPr>
         <w:pStyle w:val="ResponseLine"/>
         <w:pBdr>
-          <w:bottom w:val="single" w:sz="3" w:space="1" w:color="ACBBB7"/>
+          <w:bottom w:val="single" w:sz="4" w:space="1" w:color="9DB9AC"/>
           <w:between w:val="single" w:sz="3" w:space="1" w:color="ACBBB7"/>
         </w:pBdr>
       </w:pPr>
       <w:r>
+        <w:rPr>
+          <w:rFonts w:ascii="Arial" w:hAnsi="Arial"/>
+        </w:rPr>
         <w:t xml:space="preserve"> </w:t>
       </w:r>
     </w:p>
@@ -869,11 +1128,14 @@
       <w:pPr>
         <w:pStyle w:val="ResponseLine"/>
         <w:pBdr>
-          <w:bottom w:val="single" w:sz="3" w:space="1" w:color="ACBBB7"/>
+          <w:bottom w:val="single" w:sz="4" w:space="1" w:color="9DB9AC"/>
           <w:between w:val="single" w:sz="3" w:space="1" w:color="ACBBB7"/>
         </w:pBdr>
       </w:pPr>
       <w:r>
+        <w:rPr>
+          <w:rFonts w:ascii="Arial" w:hAnsi="Arial"/>
+        </w:rPr>
         <w:t xml:space="preserve"> </w:t>
       </w:r>
     </w:p>
@@ -881,11 +1143,14 @@
       <w:pPr>
         <w:pStyle w:val="ResponseLine"/>
         <w:pBdr>
-          <w:bottom w:val="single" w:sz="3" w:space="1" w:color="ACBBB7"/>
+          <w:bottom w:val="single" w:sz="4" w:space="1" w:color="9DB9AC"/>
           <w:between w:val="single" w:sz="3" w:space="1" w:color="ACBBB7"/>
         </w:pBdr>
       </w:pPr>
       <w:r>
+        <w:rPr>
+          <w:rFonts w:ascii="Arial" w:hAnsi="Arial"/>
+        </w:rPr>
         <w:t xml:space="preserve"> </w:t>
       </w:r>
     </w:p>
@@ -893,11 +1158,14 @@
       <w:pPr>
         <w:pStyle w:val="ResponseLine"/>
         <w:pBdr>
-          <w:bottom w:val="single" w:sz="3" w:space="1" w:color="ACBBB7"/>
+          <w:bottom w:val="single" w:sz="4" w:space="1" w:color="9DB9AC"/>
           <w:between w:val="single" w:sz="3" w:space="1" w:color="ACBBB7"/>
         </w:pBdr>
       </w:pPr>
       <w:r>
+        <w:rPr>
+          <w:rFonts w:ascii="Arial" w:hAnsi="Arial"/>
+        </w:rPr>
         <w:t xml:space="preserve"> </w:t>
       </w:r>
     </w:p>
@@ -905,19 +1173,28 @@
       <w:pPr>
         <w:pStyle w:val="ResponseLine"/>
         <w:pBdr>
-          <w:bottom w:val="single" w:sz="3" w:space="1" w:color="ACBBB7"/>
+          <w:bottom w:val="single" w:sz="4" w:space="1" w:color="9DB9AC"/>
           <w:between w:val="single" w:sz="3" w:space="1" w:color="ACBBB7"/>
         </w:pBdr>
       </w:pPr>
       <w:r>
+        <w:rPr>
+          <w:rFonts w:ascii="Arial" w:hAnsi="Arial"/>
+        </w:rPr>
         <w:t xml:space="preserve"> </w:t>
       </w:r>
     </w:p>
     <w:p>
       <w:pPr>
         <w:pStyle w:val="Heading1"/>
+        <w:pBdr>
+          <w:bottom w:val="single" w:sz="6" w:color="DCE7DD" w:space="4"/>
+        </w:pBdr>
       </w:pPr>
       <w:r>
+        <w:rPr>
+          <w:rFonts w:ascii="Arial" w:hAnsi="Arial"/>
+        </w:rPr>
         <w:t>Choose a response route</w:t>
       </w:r>
     </w:p>
@@ -926,57 +1203,91 @@
         <w:pStyle w:val="Small"/>
       </w:pPr>
       <w:r>
+        <w:rPr>
+          <w:rFonts w:ascii="Arial" w:hAnsi="Arial"/>
+        </w:rPr>
         <w:t>Agree one route with your teacher; you do not need every route.</w:t>
       </w:r>
     </w:p>
     <w:p>
       <w:pPr>
         <w:pStyle w:val="Heading1"/>
+        <w:pBdr>
+          <w:bottom w:val="single" w:sz="6" w:color="DCE7DD" w:space="4"/>
+        </w:pBdr>
       </w:pPr>
       <w:r>
+        <w:rPr>
+          <w:rFonts w:ascii="Arial" w:hAnsi="Arial"/>
+        </w:rPr>
         <w:t>Supported</w:t>
       </w:r>
     </w:p>
     <w:p>
       <w:r>
+        <w:rPr>
+          <w:rFonts w:ascii="Arial" w:hAnsi="Arial"/>
+        </w:rPr>
         <w:t>Point to the named muscle and CONTRACTS/RELAXES label while adult operates.</w:t>
       </w:r>
     </w:p>
     <w:p>
       <w:pPr>
         <w:pStyle w:val="Heading1"/>
+        <w:pBdr>
+          <w:bottom w:val="single" w:sz="6" w:color="DCE7DD" w:space="4"/>
+        </w:pBdr>
       </w:pPr>
       <w:r>
+        <w:rPr>
+          <w:rFonts w:ascii="Arial" w:hAnsi="Arial"/>
+        </w:rPr>
         <w:t>Standard</w:t>
       </w:r>
     </w:p>
     <w:p>
       <w:r>
+        <w:rPr>
+          <w:rFonts w:ascii="Arial" w:hAnsi="Arial"/>
+        </w:rPr>
         <w:t>Explain both roles during bend and active straighten.</w:t>
       </w:r>
     </w:p>
     <w:p>
       <w:pPr>
         <w:pStyle w:val="Heading1"/>
+        <w:pBdr>
+          <w:bottom w:val="single" w:sz="6" w:color="DCE7DD" w:space="4"/>
+        </w:pBdr>
       </w:pPr>
       <w:r>
+        <w:rPr>
+          <w:rFonts w:ascii="Arial" w:hAnsi="Arial"/>
+        </w:rPr>
         <w:t>Stretch</w:t>
       </w:r>
     </w:p>
     <w:p>
       <w:r>
+        <w:rPr>
+          <w:rFonts w:ascii="Arial" w:hAnsi="Arial"/>
+        </w:rPr>
         <w:t>Explain one limitation of the model and distinguish active straighten from gravity lowering.</w:t>
       </w:r>
     </w:p>
     <w:p>
       <w:pPr>
         <w:pStyle w:val="Callout"/>
-        <w:shd w:fill="F7F4EC"/>
+        <w:shd w:fill="F1F5F0" w:val="clear"/>
         <w:pBdr>
-          <w:left w:val="single" w:sz="18" w:space="8" w:color="28675C"/>
+          <w:left w:val="single" w:sz="20" w:space="8" w:color="28685E"/>
         </w:pBdr>
+        <w:ind w:left="140" w:right="60"/>
       </w:pPr>
       <w:r>
+        <w:rPr>
+          <w:rFonts w:ascii="Arial" w:hAnsi="Arial"/>
+        </w:rPr>
         <w:t>Keep this record for Wednesday Week 4.</w:t>
       </w:r>
     </w:p>
@@ -999,6 +1310,11 @@
       <w:pStyle w:val="Small"/>
     </w:pPr>
     <w:r>
+      <w:rPr>
+        <w:rFonts w:ascii="Arial" w:hAnsi="Arial"/>
+        <w:color w:val="54656C"/>
+        <w:sz w:val="17"/>
+      </w:rPr>
       <w:t xml:space="preserve">Autumn 1 · Week 4 · Lesson A  |  Pupil materials  |  </w:t>
     </w:r>
     <w:fldSimple w:instr="PAGE"/>
@@ -1011,8 +1327,14 @@
   <w:p>
     <w:pPr>
       <w:pStyle w:val="Kicker"/>
+      <w:pBdr>
+        <w:bottom w:val="single" w:sz="8" w:color="DCE7DD" w:space="5"/>
+      </w:pBdr>
     </w:pPr>
     <w:r>
+      <w:rPr>
+        <w:rFonts w:ascii="Arial" w:hAnsi="Arial"/>
+      </w:rPr>
       <w:drawing>
         <wp:inline xmlns:a="http://schemas.openxmlformats.org/drawingml/2006/main" xmlns:pic="http://schemas.openxmlformats.org/drawingml/2006/picture">
           <wp:extent cx="270000" cy="270000"/>
@@ -1047,6 +1369,9 @@
       </w:drawing>
     </w:r>
     <w:r>
+      <w:rPr>
+        <w:rFonts w:ascii="Arial" w:hAnsi="Arial"/>
+      </w:rPr>
       <w:t xml:space="preserve">  MADE BY MATT  /  BUILD SCIENCE</w:t>
     </w:r>
   </w:p>
@@ -1451,13 +1776,14 @@
     <w:qFormat/>
     <w:rsid w:val="00FC693F"/>
     <w:pPr>
-      <w:spacing w:before="0" w:after="120" w:line="250" w:lineRule="auto"/>
+      <w:widowControl/>
+      <w:spacing w:before="0" w:after="120" w:line="257" w:lineRule="auto"/>
     </w:pPr>
     <w:rPr>
       <w:rFonts w:ascii="Arial" w:hAnsi="Arial" w:eastAsia="Arial" w:cs="Arial"/>
       <w:b w:val="0"/>
-      <w:color w:val="25343E"/>
-      <w:sz w:val="24"/>
+      <w:color w:val="152B3A"/>
+      <w:sz w:val="22"/>
     </w:rPr>
   </w:style>
   <w:style w:type="paragraph" w:styleId="Header">
@@ -1515,15 +1841,16 @@
     <w:pPr>
       <w:keepNext/>
       <w:keepLines/>
-      <w:spacing w:before="220" w:after="120" w:line="250" w:lineRule="auto"/>
+      <w:widowControl/>
+      <w:spacing w:before="200" w:after="120" w:line="254" w:lineRule="auto"/>
       <w:outlineLvl w:val="0"/>
     </w:pPr>
     <w:rPr>
       <w:rFonts w:ascii="Arial" w:hAnsi="Arial" w:eastAsia="Arial" w:cs="Arial"/>
       <w:b/>
       <w:bCs/>
-      <w:color w:val="28675C"/>
-      <w:sz w:val="32"/>
+      <w:color w:val="28685E"/>
+      <w:sz w:val="30"/>
       <w:szCs w:val="28"/>
     </w:rPr>
   </w:style>
@@ -1539,14 +1866,15 @@
     <w:pPr>
       <w:keepNext/>
       <w:keepLines/>
-      <w:spacing w:before="140" w:after="120" w:line="250" w:lineRule="auto"/>
+      <w:widowControl/>
+      <w:spacing w:before="140" w:after="80" w:line="254" w:lineRule="auto"/>
       <w:outlineLvl w:val="1"/>
     </w:pPr>
     <w:rPr>
       <w:rFonts w:ascii="Arial" w:hAnsi="Arial" w:eastAsia="Arial" w:cs="Arial"/>
       <w:b/>
       <w:bCs/>
-      <w:color w:val="173348"/>
+      <w:color w:val="152B3A"/>
       <w:sz w:val="24"/>
       <w:szCs w:val="26"/>
     </w:rPr>
@@ -1802,13 +2130,14 @@
     <w:rsid w:val="00FC693F"/>
     <w:pPr>
       <w:keepNext/>
-      <w:spacing w:after="120" w:line="250" w:lineRule="auto" w:before="0"/>
+      <w:widowControl/>
+      <w:spacing w:after="140" w:line="250" w:lineRule="auto" w:before="0"/>
       <w:contextualSpacing/>
     </w:pPr>
     <w:rPr>
       <w:rFonts w:ascii="Arial" w:hAnsi="Arial" w:eastAsia="Arial" w:cs="Arial"/>
-      <w:b w:val="0"/>
-      <w:color w:val="173348"/>
+      <w:b/>
+      <w:color w:val="152B3A"/>
       <w:spacing w:val="5"/>
       <w:kern w:val="28"/>
       <w:sz w:val="48"/>
@@ -1840,19 +2169,20 @@
     <w:rsid w:val="00FC693F"/>
     <w:pPr>
       <w:keepNext/>
+      <w:widowControl/>
       <w:numPr>
         <w:ilvl w:val="1"/>
       </w:numPr>
-      <w:spacing w:before="0" w:after="120" w:line="250" w:lineRule="auto"/>
+      <w:spacing w:before="0" w:after="200" w:line="252" w:lineRule="auto"/>
     </w:pPr>
     <w:rPr>
       <w:rFonts w:ascii="Arial" w:hAnsi="Arial" w:eastAsia="Arial" w:cs="Arial"/>
       <w:b w:val="0"/>
-      <w:i/>
+      <w:i w:val="0"/>
       <w:iCs/>
-      <w:color w:val="53626A"/>
+      <w:color w:val="54656C"/>
       <w:spacing w:val="15"/>
-      <w:sz w:val="24"/>
+      <w:sz w:val="22"/>
       <w:szCs w:val="24"/>
     </w:rPr>
   </w:style>
@@ -13147,48 +13477,53 @@
   <w:style w:type="paragraph" w:customStyle="1" w:styleId="Kicker">
     <w:name w:val="Kicker"/>
     <w:pPr>
-      <w:spacing w:before="0" w:after="120" w:line="250" w:lineRule="auto"/>
+      <w:keepNext/>
+      <w:widowControl/>
+      <w:spacing w:before="0" w:after="140" w:line="250" w:lineRule="auto"/>
     </w:pPr>
     <w:rPr>
       <w:rFonts w:ascii="Arial" w:hAnsi="Arial" w:eastAsia="Arial" w:cs="Arial"/>
       <w:b/>
-      <w:color w:val="28675C"/>
+      <w:color w:val="28685E"/>
       <w:sz w:val="18"/>
     </w:rPr>
   </w:style>
   <w:style w:type="paragraph" w:customStyle="1" w:styleId="Small">
     <w:name w:val="Small"/>
     <w:pPr>
-      <w:spacing w:before="0" w:after="120" w:line="250" w:lineRule="auto"/>
+      <w:widowControl/>
+      <w:spacing w:before="0" w:after="120" w:line="254" w:lineRule="auto"/>
     </w:pPr>
     <w:rPr>
       <w:rFonts w:ascii="Arial" w:hAnsi="Arial" w:eastAsia="Arial" w:cs="Arial"/>
       <w:b w:val="0"/>
-      <w:color w:val="53626A"/>
+      <w:color w:val="54656C"/>
       <w:sz w:val="18"/>
     </w:rPr>
   </w:style>
   <w:style w:type="paragraph" w:customStyle="1" w:styleId="ResponseLine">
     <w:name w:val="ResponseLine"/>
     <w:pPr>
-      <w:spacing w:before="0" w:after="0" w:line="440" w:lineRule="exact"/>
+      <w:widowControl/>
+      <w:spacing w:before="0" w:after="0" w:line="480" w:lineRule="exact"/>
     </w:pPr>
     <w:rPr>
       <w:rFonts w:ascii="Arial" w:hAnsi="Arial" w:eastAsia="Arial" w:cs="Arial"/>
       <w:b w:val="0"/>
-      <w:color w:val="25343E"/>
+      <w:color w:val="152B3A"/>
       <w:sz w:val="24"/>
     </w:rPr>
   </w:style>
   <w:style w:type="paragraph" w:customStyle="1" w:styleId="Callout">
     <w:name w:val="Callout"/>
     <w:pPr>
-      <w:spacing w:before="120" w:after="160" w:line="250" w:lineRule="auto"/>
+      <w:widowControl/>
+      <w:spacing w:before="120" w:after="180" w:line="254" w:lineRule="auto"/>
     </w:pPr>
     <w:rPr>
       <w:rFonts w:ascii="Arial" w:hAnsi="Arial" w:eastAsia="Arial" w:cs="Arial"/>
       <w:b w:val="0"/>
-      <w:color w:val="25343E"/>
+      <w:color w:val="152B3A"/>
       <w:sz w:val="22"/>
     </w:rPr>
   </w:style>
